--- a/zaini_case_audit_output/outputs/word/documents/103_ضبط جلسة رقم 28 يوم 19-10-1444 هـ للقضية رقم 42824717.docx
+++ b/zaini_case_audit_output/outputs/word/documents/103_ضبط جلسة رقم 28 يوم 19-10-1444 هـ للقضية رقم 42824717.docx
@@ -70,15 +70,22 @@
     <w:p/>
     <w:p>
       <w:pPr>
+        <w:pStyle w:val="Heading2"/>
         <w:jc w:val="right"/>
         <w:bidi/>
       </w:pPr>
       <w:r>
-        <w:rPr>
-          <w:b w:val="0"/>
-          <w:i w:val="0"/>
-        </w:rPr>
-        <w:t>[صفحة 1]</w:t>
+        <w:t>صفحة 1</w:t>
+      </w:r>
+    </w:p>
+    <w:p>
+      <w:pPr>
+        <w:pStyle w:val="Heading2"/>
+        <w:jc w:val="right"/>
+        <w:bidi/>
+      </w:pPr>
+      <w:r>
+        <w:t>[نص الضبط / الحكم — المتن الفعلي] ===</w:t>
         <w:br/>
         <w:t>ةيدوعسلا ةيبرعلا ةعلتتا | ك2</w:t>
         <w:br/>
@@ -87,8 +94,28 @@
         <w:t>ل 1 لا</w:t>
         <w:br/>
         <w:t>3 0</w:t>
+      </w:r>
+    </w:p>
+    <w:p>
+      <w:pPr>
+        <w:pStyle w:val="Heading2"/>
+        <w:jc w:val="right"/>
+        <w:bidi/>
+      </w:pPr>
+      <w:r>
+        <w:t>[ترويسة / كليشة وزارة العدل — معلومات رسمية متكررة] ===</w:t>
         <w:br/>
         <w:t>المحكمة التجارية بجدة رقم الصفحة ‎١ ١‏ مي ا</w:t>
+      </w:r>
+    </w:p>
+    <w:p>
+      <w:pPr>
+        <w:pStyle w:val="Heading2"/>
+        <w:jc w:val="right"/>
+        <w:bidi/>
+      </w:pPr>
+      <w:r>
+        <w:t>[نص الضبط / الحكم — المتن الفعلي] ===</w:t>
         <w:br/>
         <w:t>الدائرة الاولى رقم القضية: 159178151117 رقمالجلسة: 7" عد 0 ل</w:t>
         <w:br/>
@@ -97,10 +124,40 @@
         <w:t>فلدى الدائرة الاولى وبناء على القضية رقم ا١/ا75‏ 3548© وتاريخ ‎82/١7/١557‏ ه</w:t>
         <w:br/>
         <w:t>يبي جا ل ا ‏ ةيضقلا فقارطأو د ل</w:t>
+      </w:r>
+    </w:p>
+    <w:p>
+      <w:pPr>
+        <w:pStyle w:val="Heading2"/>
+        <w:jc w:val="right"/>
+        <w:bidi/>
+      </w:pPr>
+      <w:r>
+        <w:t>[بيانات الأطراف: المدعي / المدعى عليه / الحاضرون] ===</w:t>
         <w:br/>
         <w:t>عدنان احمد عباس زيني الهوية الوطنية شف 06ل سعودي المدعي</w:t>
+      </w:r>
+    </w:p>
+    <w:p>
+      <w:pPr>
+        <w:pStyle w:val="Heading2"/>
+        <w:jc w:val="right"/>
+        <w:bidi/>
+      </w:pPr>
+      <w:r>
+        <w:t>[نص الضبط / الحكم — المتن الفعلي] ===</w:t>
         <w:br/>
         <w:t>ليكو ‏١1١14.‎ هلل ةينطولا ةيوهلا يريطملا دعس نب حبار نب يكرت</w:t>
+      </w:r>
+    </w:p>
+    <w:p>
+      <w:pPr>
+        <w:pStyle w:val="Heading2"/>
+        <w:jc w:val="right"/>
+        <w:bidi/>
+      </w:pPr>
+      <w:r>
+        <w:t>[بيانات الأطراف: المدعي / المدعى عليه / الحاضرون] ===</w:t>
         <w:br/>
         <w:t>عاتقة محمديحى محمدعلي الحرازي الهوية الوطنية ‎١٠.١...‏ سعودي مدعى عليه</w:t>
         <w:br/>
@@ -109,6 +166,16 @@
         <w:t>الهوية الوطنية ل آل سعودي حاضر</w:t>
         <w:br/>
         <w:t>سلطان ماجد ناصر القحطاني الهوية الوطنية ارش فا لا سعودي محامى</w:t>
+      </w:r>
+    </w:p>
+    <w:p>
+      <w:pPr>
+        <w:pStyle w:val="Heading2"/>
+        <w:jc w:val="right"/>
+        <w:bidi/>
+      </w:pPr>
+      <w:r>
+        <w:t>[نص الضبط / الحكم — المتن الفعلي] ===</w:t>
         <w:br/>
         <w:t>ىماحم يدوعس 00 ةينطولا ةيوهلا ىثراحلا عيار نب فلخ قراط</w:t>
         <w:br/>
@@ -125,35 +192,102 @@
         <w:t>ليكو يدوعس ل ةينطولا ةيوهلا يريطملا دعس نب دوعس رمع</w:t>
         <w:br/>
         <w:t>ىماحم يدوعس ‏١.45.‎ ةةرلدك ةينطولا ةيوهلا يمايلا حلاص بلاط يلع</w:t>
+      </w:r>
+    </w:p>
+    <w:p>
+      <w:pPr>
+        <w:pStyle w:val="Heading2"/>
+        <w:jc w:val="right"/>
+        <w:bidi/>
+      </w:pPr>
+      <w:r>
+        <w:t>[بيانات الأطراف: المدعي / المدعى عليه / الحاضرون] ===</w:t>
         <w:br/>
         <w:t>علي بن مشرف بن مفرح بن راشد الهوية الوطنية لاا ‎١.5275.‏ سعودي محامى</w:t>
         <w:br/>
         <w:t>رفيف راشد جزاء الثقفي الهوية الوطنية الا1 ‎١11‏ سعودي وكيل</w:t>
+      </w:r>
+    </w:p>
+    <w:p>
+      <w:pPr>
+        <w:pStyle w:val="Heading2"/>
+        <w:jc w:val="right"/>
+        <w:bidi/>
+      </w:pPr>
+      <w:r>
+        <w:t>[نص الضبط / الحكم — المتن الفعلي] ===</w:t>
         <w:br/>
         <w:t>سل ‎ -‏ قتحت الجلسة يحضور: ‏ ا لتتتٌي ع لمكب صصص صطحح )ليج ج&gt;ت رت تدل_&lt;حج&lt;جل91جيتب ا سجبلللبعس سي</w:t>
+      </w:r>
+    </w:p>
+    <w:p>
+      <w:pPr>
+        <w:pStyle w:val="Heading2"/>
+        <w:jc w:val="right"/>
+        <w:bidi/>
+      </w:pPr>
+      <w:r>
+        <w:t>[بيانات الأطراف: المدعي / المدعى عليه / الحاضرون] ===</w:t>
         <w:br/>
         <w:t>عدنان احمد عباس زيني الهوية الوطنية شف 06ل السعودية المدعي</w:t>
+      </w:r>
+    </w:p>
+    <w:p>
+      <w:pPr>
+        <w:pStyle w:val="Heading2"/>
+        <w:jc w:val="right"/>
+        <w:bidi/>
+      </w:pPr>
+      <w:r>
+        <w:t>[نص الضبط / الحكم — المتن الفعلي] ===</w:t>
         <w:br/>
         <w:t>ىماحم ةيدوعسلا 00 ةينطولا ةيوهلا ىثراحلا عيار نب فلخ قراط</w:t>
         <w:br/>
         <w:t>ىماحم ةيدوعسلا لا ةينطولا ةيوهلا يناطحقلا رصان دجام ناطلس</w:t>
+      </w:r>
+    </w:p>
+    <w:p>
+      <w:pPr>
+        <w:pStyle w:val="Heading2"/>
+        <w:jc w:val="right"/>
+        <w:bidi/>
+      </w:pPr>
+      <w:r>
+        <w:t>[بيانات الأطراف: المدعي / المدعى عليه / الحاضرون] ===</w:t>
         <w:br/>
         <w:t>اسامة احمد عباس زيني الهوية الوطنية ل السعودية مدعى عليه</w:t>
+      </w:r>
+    </w:p>
+    <w:p>
+      <w:pPr>
+        <w:pStyle w:val="Heading2"/>
+        <w:jc w:val="right"/>
+        <w:bidi/>
+      </w:pPr>
+      <w:r>
+        <w:t>[نص الضبط / الحكم — المتن الفعلي] ===</w:t>
         <w:br/>
         <w:t>2003 ةيدوعسلا ل ةينطولا ةيوهلا يريطملا دعس نب دوعس ر مع</w:t>
       </w:r>
     </w:p>
     <w:p>
       <w:pPr>
+        <w:pStyle w:val="Heading2"/>
         <w:jc w:val="right"/>
         <w:bidi/>
       </w:pPr>
       <w:r>
-        <w:rPr>
-          <w:b w:val="0"/>
-          <w:i w:val="0"/>
-        </w:rPr>
-        <w:t>[صفحة 2]</w:t>
+        <w:t>صفحة 2</w:t>
+      </w:r>
+    </w:p>
+    <w:p>
+      <w:pPr>
+        <w:pStyle w:val="Heading2"/>
+        <w:jc w:val="right"/>
+        <w:bidi/>
+      </w:pPr>
+      <w:r>
+        <w:t>[نص الضبط / الحكم — المتن الفعلي] ===</w:t>
         <w:br/>
         <w:t>لا سي</w:t>
         <w:br/>
@@ -162,15 +296,24 @@
     </w:p>
     <w:p>
       <w:pPr>
+        <w:pStyle w:val="Heading2"/>
         <w:jc w:val="right"/>
         <w:bidi/>
       </w:pPr>
       <w:r>
-        <w:rPr>
-          <w:b w:val="0"/>
-          <w:i w:val="0"/>
-        </w:rPr>
+        <w:t>[ترويسة / كليشة وزارة العدل — معلومات رسمية متكررة] ===</w:t>
+        <w:br/>
         <w:t>المحكمة التجارية بجدة ‎١‏ رقم الصفحة »2 ”</w:t>
+      </w:r>
+    </w:p>
+    <w:p>
+      <w:pPr>
+        <w:pStyle w:val="Heading2"/>
+        <w:jc w:val="right"/>
+        <w:bidi/>
+      </w:pPr>
+      <w:r>
+        <w:t>[نص الضبط / الحكم — المتن الفعلي] ===</w:t>
         <w:br/>
         <w:t>الدائرة الاولى رقم القضية: 55404017 رقمالجلسة: /” اف</w:t>
       </w:r>
@@ -218,8 +361,28 @@
         <w:t>من قبل موكلي مما اضطرنا إلى الالتجاء إلى فضيلتكم لإللزام المدعى عليه بسداد قيمة الحصص التي استوى</w:t>
         <w:br/>
         <w:t>علها من شركة احمد زيني التجارية. علماً أنه صدر حكم من المحكمة العامة بجدة بصك رقم 3855849</w:t>
+      </w:r>
+    </w:p>
+    <w:p>
+      <w:pPr>
+        <w:pStyle w:val="Heading2"/>
+        <w:jc w:val="right"/>
+        <w:bidi/>
+      </w:pPr>
+      <w:r>
+        <w:t>[ترويسة / كليشة وزارة العدل — معلومات رسمية متكررة] ===</w:t>
         <w:br/>
         <w:t>وتاريخ 10/ 2/ 1438ه يقضي باختصاص القضاء التجاري لنظر هذه الدعوى (مرفق صك حكم الاختصاص)</w:t>
+      </w:r>
+    </w:p>
+    <w:p>
+      <w:pPr>
+        <w:pStyle w:val="Heading2"/>
+        <w:jc w:val="right"/>
+        <w:bidi/>
+      </w:pPr>
+      <w:r>
+        <w:t>[نص الضبط / الحكم — المتن الفعلي] ===</w:t>
         <w:br/>
         <w:t>)» ذكرنا ان:الحصص هي نسبتها 9090 من راس المال. كما نبلغكم أن النظام لايسمح لنا بإضافة مدعي .او</w:t>
         <w:br/>
@@ -238,29 +401,76 @@
     </w:p>
     <w:p>
       <w:pPr>
+        <w:pStyle w:val="Heading2"/>
         <w:jc w:val="right"/>
         <w:bidi/>
       </w:pPr>
       <w:r>
-        <w:rPr>
-          <w:b w:val="0"/>
-          <w:i w:val="0"/>
-        </w:rPr>
-        <w:t>[صفحة 3]</w:t>
+        <w:t>صفحة 3</w:t>
+      </w:r>
+    </w:p>
+    <w:p>
+      <w:pPr>
+        <w:pStyle w:val="Heading2"/>
+        <w:jc w:val="right"/>
+        <w:bidi/>
+      </w:pPr>
+      <w:r>
+        <w:t>[نص الضبط / الحكم — المتن الفعلي] ===</w:t>
         <w:br/>
         <w:t>ةيدوعسلا ةيبرعلا ةعلمتا كاش</w:t>
         <w:br/>
         <w:t>1 زاوة ضبط</w:t>
+      </w:r>
+    </w:p>
+    <w:p>
+      <w:pPr>
+        <w:pStyle w:val="Heading2"/>
+        <w:jc w:val="right"/>
+        <w:bidi/>
+      </w:pPr>
+      <w:r>
+        <w:t>[ترويسة / كليشة وزارة العدل — معلومات رسمية متكررة] ===</w:t>
         <w:br/>
         <w:t>9ه وزارة العدل</w:t>
+      </w:r>
+    </w:p>
+    <w:p>
+      <w:pPr>
+        <w:pStyle w:val="Heading2"/>
+        <w:jc w:val="right"/>
+        <w:bidi/>
+      </w:pPr>
+      <w:r>
+        <w:t>[نص الضبط / الحكم — المتن الفعلي] ===</w:t>
         <w:br/>
         <w:t>ل 1س</w:t>
         <w:br/>
         <w:t>-- د</w:t>
         <w:br/>
         <w:t>0 | 3</w:t>
+      </w:r>
+    </w:p>
+    <w:p>
+      <w:pPr>
+        <w:pStyle w:val="Heading2"/>
+        <w:jc w:val="right"/>
+        <w:bidi/>
+      </w:pPr>
+      <w:r>
+        <w:t>[ترويسة / كليشة وزارة العدل — معلومات رسمية متكررة] ===</w:t>
         <w:br/>
         <w:t>المحكمة التجارية بجدة رقم الصفحة ‎١ ١‏ ا و</w:t>
+      </w:r>
+    </w:p>
+    <w:p>
+      <w:pPr>
+        <w:pStyle w:val="Heading2"/>
+        <w:jc w:val="right"/>
+        <w:bidi/>
+      </w:pPr>
+      <w:r>
+        <w:t>[نص الضبط / الحكم — المتن الفعلي] ===</w:t>
         <w:br/>
         <w:t>الدائرة الاولى رقم القضية: 247814117 رقمالجلسة: ‎١0‏ سانت لس</w:t>
         <w:br/>
@@ -285,8 +495,28 @@
         <w:t>سلطان ماجد ناصر القحطاني لمكا لتوقيع</w:t>
         <w:br/>
         <w:t>1 7 مسإلا</w:t>
+      </w:r>
+    </w:p>
+    <w:p>
+      <w:pPr>
+        <w:pStyle w:val="Heading2"/>
+        <w:jc w:val="right"/>
+        <w:bidi/>
+      </w:pPr>
+      <w:r>
+        <w:t>[بيانات الأطراف: المدعي / المدعى عليه / الحاضرون] ===</w:t>
         <w:br/>
         <w:t>الصفة عليه التوقي</w:t>
+      </w:r>
+    </w:p>
+    <w:p>
+      <w:pPr>
+        <w:pStyle w:val="Heading2"/>
+        <w:jc w:val="right"/>
+        <w:bidi/>
+      </w:pPr>
+      <w:r>
+        <w:t>[نص الضبط / الحكم — المتن الفعلي] ===</w:t>
         <w:br/>
         <w:t>اسامة احمد عباس زيني هدعي لتوقيع</w:t>
         <w:br/>
@@ -295,8 +525,28 @@
         <w:t>يريطملا دعس نب دوعس رمع</w:t>
         <w:br/>
         <w:t>1 7 مسإلا</w:t>
+      </w:r>
+    </w:p>
+    <w:p>
+      <w:pPr>
+        <w:pStyle w:val="Heading2"/>
+        <w:jc w:val="right"/>
+        <w:bidi/>
+      </w:pPr>
+      <w:r>
+        <w:t>[بيانات الأطراف: المدعي / المدعى عليه / الحاضرون] ===</w:t>
         <w:br/>
         <w:t>الصفة وكيل التوقي</w:t>
+      </w:r>
+    </w:p>
+    <w:p>
+      <w:pPr>
+        <w:pStyle w:val="Heading2"/>
+        <w:jc w:val="right"/>
+        <w:bidi/>
+      </w:pPr>
+      <w:r>
+        <w:t>[نص الضبط / الحكم — المتن الفعلي] ===</w:t>
         <w:br/>
         <w:t>عيش يريطملا دعس نب حبار نب يكرت</w:t>
         <w:br/>

--- a/zaini_case_audit_output/outputs/word/documents/103_ضبط جلسة رقم 28 يوم 19-10-1444 هـ للقضية رقم 42824717.docx
+++ b/zaini_case_audit_output/outputs/word/documents/103_ضبط جلسة رقم 28 يوم 19-10-1444 هـ للقضية رقم 42824717.docx
@@ -85,9 +85,19 @@
         <w:bidi/>
       </w:pPr>
       <w:r>
+        <w:t>[بيانات الأطراف: المدعي / المدعى عليه / الحاضرون] ===</w:t>
+        <w:br/>
+        <w:t>2ك | اتتلعة العربية السعودية</w:t>
+      </w:r>
+    </w:p>
+    <w:p>
+      <w:pPr>
+        <w:pStyle w:val="Heading2"/>
+        <w:jc w:val="right"/>
+        <w:bidi/>
+      </w:pPr>
+      <w:r>
         <w:t>[نص الضبط / الحكم — المتن الفعلي] ===</w:t>
-        <w:br/>
-        <w:t>ةيدوعسلا ةيبرعلا ةعلتتا | ك2</w:t>
         <w:br/>
         <w:t>5ه وزارة اتعدل ضبط</w:t>
         <w:br/>
@@ -123,7 +133,7 @@
         <w:br/>
         <w:t>فلدى الدائرة الاولى وبناء على القضية رقم ا١/ا75‏ 3548© وتاريخ ‎82/١7/١557‏ ه</w:t>
         <w:br/>
-        <w:t>يبي جا ل ا ‏ ةيضقلا فقارطأو د ل</w:t>
+        <w:t>ل د وأطراقف القضية ‏ ا ل اج يبي</w:t>
       </w:r>
     </w:p>
     <w:p>
@@ -136,6 +146,26 @@
         <w:t>[بيانات الأطراف: المدعي / المدعى عليه / الحاضرون] ===</w:t>
         <w:br/>
         <w:t>عدنان احمد عباس زيني الهوية الوطنية شف 06ل سعودي المدعي</w:t>
+        <w:br/>
+        <w:t>تركي بن رابح بن سعد المطيري الهوية الوطنية لله ‎١1١14.‏ وكيل</w:t>
+        <w:br/>
+        <w:t>عاتقة محمديحى محمدعلي الحرازي الهوية الوطنية ‎١٠.١...‏ سعودي مدعى عليه</w:t>
+        <w:br/>
+        <w:t>اسامة احمد عباس زيني الهوية الوظنية لل ‎١...‏ سعودي مدعى عليه</w:t>
+        <w:br/>
+        <w:t>الهوية الوطنية ل آل سعودي حاضر</w:t>
+        <w:br/>
+        <w:t>سلطان ماجد ناصر القحطاني الهوية الوطنية ارش فا لا سعودي محامى</w:t>
+        <w:br/>
+        <w:t>طارق خلف بن رايع الحارثى الهوية الوطنية 00 سعودي محامى</w:t>
+        <w:br/>
+        <w:t>سليمان محمد سليمان السديري الهوبة الوطنية و١‏ سعودي محامى</w:t>
+        <w:br/>
+        <w:t>عمر سعود بن سعد المطيري الهوية الوطنية ل سعودي 2003</w:t>
+        <w:br/>
+        <w:t>عزام فيصل ابراهيم خوج الهوية الوطنية كل سعودي محامى</w:t>
+        <w:br/>
+        <w:t>محمد فواز بن منير الثعلي الهوية الوطنية ‎١.11.1‏ سعودي محامى</w:t>
       </w:r>
     </w:p>
     <w:p>
@@ -147,7 +177,7 @@
       <w:r>
         <w:t>[نص الضبط / الحكم — المتن الفعلي] ===</w:t>
         <w:br/>
-        <w:t>ليكو ‏١1١14.‎ هلل ةينطولا ةيوهلا يريطملا دعس نب حبار نب يكرت</w:t>
+        <w:t>ىماحم يدوعس لقتل كح ةينظولا ةيوهلا يباله نب ملاس هللادبع عياش</w:t>
       </w:r>
     </w:p>
     <w:p>
@@ -159,13 +189,7 @@
       <w:r>
         <w:t>[بيانات الأطراف: المدعي / المدعى عليه / الحاضرون] ===</w:t>
         <w:br/>
-        <w:t>عاتقة محمديحى محمدعلي الحرازي الهوية الوطنية ‎١٠.١...‏ سعودي مدعى عليه</w:t>
-        <w:br/>
-        <w:t>اسامة احمد عباس زيني الهوية الوظنية لل ‎١...‏ سعودي مدعى عليه</w:t>
-        <w:br/>
-        <w:t>الهوية الوطنية ل آل سعودي حاضر</w:t>
-        <w:br/>
-        <w:t>سلطان ماجد ناصر القحطاني الهوية الوطنية ارش فا لا سعودي محامى</w:t>
+        <w:t>عمر سعود بن سعد المطيري الهوية الوطنية ل سعودي وكيل</w:t>
       </w:r>
     </w:p>
     <w:p>
@@ -176,20 +200,6 @@
       </w:pPr>
       <w:r>
         <w:t>[نص الضبط / الحكم — المتن الفعلي] ===</w:t>
-        <w:br/>
-        <w:t>ىماحم يدوعس 00 ةينطولا ةيوهلا ىثراحلا عيار نب فلخ قراط</w:t>
-        <w:br/>
-        <w:t>ىماحم يدوعس ‏١و ةينطولا ةبوهلا يريدسلا ناميلس دمحم ناميلس</w:t>
-        <w:br/>
-        <w:t>2003 يدوعس ل ةينطولا ةيوهلا يريطملا دعس نب دوعس رمع</w:t>
-        <w:br/>
-        <w:t>ىماحم يدوعس لك ةينطولا ةيوهلا جوخ ميهاربا لصيف مازع</w:t>
-        <w:br/>
-        <w:t>ىماحم يدوعس ‏١.11.1‎ ةينطولا ةيوهلا يلعثلا رينم نب زاوف دمحم</w:t>
-        <w:br/>
-        <w:t>ىماحم يدوعس لقتل كح ةينظولا ةيوهلا يباله نب ملاس هللادبع عياش</w:t>
-        <w:br/>
-        <w:t>ليكو يدوعس ل ةينطولا ةيوهلا يريطملا دعس نب دوعس رمع</w:t>
         <w:br/>
         <w:t>ىماحم يدوعس ‏١.45.‎ ةةرلدك ةينطولا ةيوهلا يمايلا حلاص بلاط يلع</w:t>
       </w:r>
@@ -230,44 +240,14 @@
         <w:t>[بيانات الأطراف: المدعي / المدعى عليه / الحاضرون] ===</w:t>
         <w:br/>
         <w:t>عدنان احمد عباس زيني الهوية الوطنية شف 06ل السعودية المدعي</w:t>
-      </w:r>
-    </w:p>
-    <w:p>
-      <w:pPr>
-        <w:pStyle w:val="Heading2"/>
-        <w:jc w:val="right"/>
-        <w:bidi/>
-      </w:pPr>
-      <w:r>
-        <w:t>[نص الضبط / الحكم — المتن الفعلي] ===</w:t>
         <w:br/>
-        <w:t>ىماحم ةيدوعسلا 00 ةينطولا ةيوهلا ىثراحلا عيار نب فلخ قراط</w:t>
+        <w:t>طارق خلف بن رايع الحارثى الهوية الوطنية 00 السعودية محامى</w:t>
         <w:br/>
-        <w:t>ىماحم ةيدوعسلا لا ةينطولا ةيوهلا يناطحقلا رصان دجام ناطلس</w:t>
-      </w:r>
-    </w:p>
-    <w:p>
-      <w:pPr>
-        <w:pStyle w:val="Heading2"/>
-        <w:jc w:val="right"/>
-        <w:bidi/>
-      </w:pPr>
-      <w:r>
-        <w:t>[بيانات الأطراف: المدعي / المدعى عليه / الحاضرون] ===</w:t>
+        <w:t>سلطان ماجد ناصر القحطاني الهوية الوطنية ال السعودية محامى</w:t>
         <w:br/>
         <w:t>اسامة احمد عباس زيني الهوية الوطنية ل السعودية مدعى عليه</w:t>
-      </w:r>
-    </w:p>
-    <w:p>
-      <w:pPr>
-        <w:pStyle w:val="Heading2"/>
-        <w:jc w:val="right"/>
-        <w:bidi/>
-      </w:pPr>
-      <w:r>
-        <w:t>[نص الضبط / الحكم — المتن الفعلي] ===</w:t>
         <w:br/>
-        <w:t>2003 ةيدوعسلا ل ةينطولا ةيوهلا يريطملا دعس نب دوعس ر مع</w:t>
+        <w:t>عم ر سعود بن سعد المطيري الهوية الوطنية ل السعودية 2003</w:t>
       </w:r>
     </w:p>
     <w:p>
@@ -320,15 +300,24 @@
     </w:p>
     <w:p>
       <w:pPr>
+        <w:pStyle w:val="Heading2"/>
         <w:jc w:val="right"/>
         <w:bidi/>
       </w:pPr>
       <w:r>
-        <w:rPr>
-          <w:b w:val="0"/>
-          <w:i w:val="0"/>
-        </w:rPr>
-        <w:t>ليكو ‏١17114‎ ه8 ةينطولا ةيوهلا يريطملا دعس نب حبار نب يكرت</w:t>
+        <w:t>[بيانات الأطراف: المدعي / المدعى عليه / الحاضرون] ===</w:t>
+        <w:br/>
+        <w:t>تركي بن رابح بن سعد المطيري الهوية الوطنية 8ه ‎١17114‏ وكيل</w:t>
+      </w:r>
+    </w:p>
+    <w:p>
+      <w:pPr>
+        <w:pStyle w:val="Heading2"/>
+        <w:jc w:val="right"/>
+        <w:bidi/>
+      </w:pPr>
+      <w:r>
+        <w:t>[نص الضبط / الحكم — المتن الفعلي] ===</w:t>
         <w:br/>
         <w:t>نوج زإلى فضيلتكم دعوانا بالتفصيل الآتي: بتاريخ 26 / 7/ 1434ه صدر حكم من المحكمة العامة بجدة</w:t>
         <w:br/>
@@ -416,9 +405,19 @@
         <w:bidi/>
       </w:pPr>
       <w:r>
+        <w:t>[بيانات الأطراف: المدعي / المدعى عليه / الحاضرون] ===</w:t>
+        <w:br/>
+        <w:t>شاك اتملعة العربية السعودية</w:t>
+      </w:r>
+    </w:p>
+    <w:p>
+      <w:pPr>
+        <w:pStyle w:val="Heading2"/>
+        <w:jc w:val="right"/>
+        <w:bidi/>
+      </w:pPr>
+      <w:r>
         <w:t>[نص الضبط / الحكم — المتن الفعلي] ===</w:t>
-        <w:br/>
-        <w:t>ةيدوعسلا ةيبرعلا ةعلمتا كاش</w:t>
         <w:br/>
         <w:t>1 زاوة ضبط</w:t>
       </w:r>

--- a/zaini_case_audit_output/outputs/word/documents/103_ضبط جلسة رقم 28 يوم 19-10-1444 هـ للقضية رقم 42824717.docx
+++ b/zaini_case_audit_output/outputs/word/documents/103_ضبط جلسة رقم 28 يوم 19-10-1444 هـ للقضية رقم 42824717.docx
@@ -97,7 +97,7 @@
         <w:bidi/>
       </w:pPr>
       <w:r>
-        <w:t>[نص الضبط / الحكم — المتن الفعلي] ===</w:t>
+        <w:t>[المتن الفعلي: الوقائع / الأسباب / المنطوق] ===</w:t>
         <w:br/>
         <w:t>5ه وزارة اتعدل ضبط</w:t>
         <w:br/>
@@ -113,7 +113,7 @@
         <w:bidi/>
       </w:pPr>
       <w:r>
-        <w:t>[ترويسة / كليشة وزارة العدل — معلومات رسمية متكررة] ===</w:t>
+        <w:t>[ترويسة / كليشة رسمية — معلومات متكررة] ===</w:t>
         <w:br/>
         <w:t>المحكمة التجارية بجدة رقم الصفحة ‎١ ١‏ مي ا</w:t>
       </w:r>
@@ -125,7 +125,7 @@
         <w:bidi/>
       </w:pPr>
       <w:r>
-        <w:t>[نص الضبط / الحكم — المتن الفعلي] ===</w:t>
+        <w:t>[المتن الفعلي: الوقائع / الأسباب / المنطوق] ===</w:t>
         <w:br/>
         <w:t>الدائرة الاولى رقم القضية: 159178151117 رقمالجلسة: 7" عد 0 ل</w:t>
         <w:br/>
@@ -175,7 +175,7 @@
         <w:bidi/>
       </w:pPr>
       <w:r>
-        <w:t>[نص الضبط / الحكم — المتن الفعلي] ===</w:t>
+        <w:t>[المتن الفعلي: الوقائع / الأسباب / المنطوق] ===</w:t>
         <w:br/>
         <w:t>ىماحم يدوعس لقتل كح ةينظولا ةيوهلا يباله نب ملاس هللادبع عياش</w:t>
       </w:r>
@@ -199,7 +199,7 @@
         <w:bidi/>
       </w:pPr>
       <w:r>
-        <w:t>[نص الضبط / الحكم — المتن الفعلي] ===</w:t>
+        <w:t>[المتن الفعلي: الوقائع / الأسباب / المنطوق] ===</w:t>
         <w:br/>
         <w:t>ىماحم يدوعس ‏١.45.‎ ةةرلدك ةينطولا ةيوهلا يمايلا حلاص بلاط يلع</w:t>
       </w:r>
@@ -225,7 +225,7 @@
         <w:bidi/>
       </w:pPr>
       <w:r>
-        <w:t>[نص الضبط / الحكم — المتن الفعلي] ===</w:t>
+        <w:t>[المتن الفعلي: الوقائع / الأسباب / المنطوق] ===</w:t>
         <w:br/>
         <w:t>سل ‎ -‏ قتحت الجلسة يحضور: ‏ ا لتتتٌي ع لمكب صصص صطحح )ليج ج&gt;ت رت تدل_&lt;حج&lt;جل91جيتب ا سجبلللبعس سي</w:t>
       </w:r>
@@ -267,7 +267,7 @@
         <w:bidi/>
       </w:pPr>
       <w:r>
-        <w:t>[نص الضبط / الحكم — المتن الفعلي] ===</w:t>
+        <w:t>[المتن الفعلي: الوقائع / الأسباب / المنطوق] ===</w:t>
         <w:br/>
         <w:t>لا سي</w:t>
         <w:br/>
@@ -281,7 +281,7 @@
         <w:bidi/>
       </w:pPr>
       <w:r>
-        <w:t>[ترويسة / كليشة وزارة العدل — معلومات رسمية متكررة] ===</w:t>
+        <w:t>[ترويسة / كليشة رسمية — معلومات متكررة] ===</w:t>
         <w:br/>
         <w:t>المحكمة التجارية بجدة ‎١‏ رقم الصفحة »2 ”</w:t>
       </w:r>
@@ -293,7 +293,7 @@
         <w:bidi/>
       </w:pPr>
       <w:r>
-        <w:t>[نص الضبط / الحكم — المتن الفعلي] ===</w:t>
+        <w:t>[المتن الفعلي: الوقائع / الأسباب / المنطوق] ===</w:t>
         <w:br/>
         <w:t>الدائرة الاولى رقم القضية: 55404017 رقمالجلسة: /” اف</w:t>
       </w:r>
@@ -317,7 +317,7 @@
         <w:bidi/>
       </w:pPr>
       <w:r>
-        <w:t>[نص الضبط / الحكم — المتن الفعلي] ===</w:t>
+        <w:t>[المتن الفعلي: الوقائع / الأسباب / المنطوق] ===</w:t>
         <w:br/>
         <w:t>نوج زإلى فضيلتكم دعوانا بالتفصيل الآتي: بتاريخ 26 / 7/ 1434ه صدر حكم من المحكمة العامة بجدة</w:t>
         <w:br/>
@@ -359,7 +359,7 @@
         <w:bidi/>
       </w:pPr>
       <w:r>
-        <w:t>[ترويسة / كليشة وزارة العدل — معلومات رسمية متكررة] ===</w:t>
+        <w:t>[ترويسة / كليشة رسمية — معلومات متكررة] ===</w:t>
         <w:br/>
         <w:t>وتاريخ 10/ 2/ 1438ه يقضي باختصاص القضاء التجاري لنظر هذه الدعوى (مرفق صك حكم الاختصاص)</w:t>
       </w:r>
@@ -371,7 +371,7 @@
         <w:bidi/>
       </w:pPr>
       <w:r>
-        <w:t>[نص الضبط / الحكم — المتن الفعلي] ===</w:t>
+        <w:t>[المتن الفعلي: الوقائع / الأسباب / المنطوق] ===</w:t>
         <w:br/>
         <w:t>)» ذكرنا ان:الحصص هي نسبتها 9090 من راس المال. كما نبلغكم أن النظام لايسمح لنا بإضافة مدعي .او</w:t>
         <w:br/>
@@ -417,7 +417,7 @@
         <w:bidi/>
       </w:pPr>
       <w:r>
-        <w:t>[نص الضبط / الحكم — المتن الفعلي] ===</w:t>
+        <w:t>[المتن الفعلي: الوقائع / الأسباب / المنطوق] ===</w:t>
         <w:br/>
         <w:t>1 زاوة ضبط</w:t>
       </w:r>
@@ -429,7 +429,7 @@
         <w:bidi/>
       </w:pPr>
       <w:r>
-        <w:t>[ترويسة / كليشة وزارة العدل — معلومات رسمية متكررة] ===</w:t>
+        <w:t>[ترويسة / كليشة رسمية — معلومات متكررة] ===</w:t>
         <w:br/>
         <w:t>9ه وزارة العدل</w:t>
       </w:r>
@@ -441,7 +441,7 @@
         <w:bidi/>
       </w:pPr>
       <w:r>
-        <w:t>[نص الضبط / الحكم — المتن الفعلي] ===</w:t>
+        <w:t>[المتن الفعلي: الوقائع / الأسباب / المنطوق] ===</w:t>
         <w:br/>
         <w:t>ل 1س</w:t>
         <w:br/>
@@ -457,7 +457,7 @@
         <w:bidi/>
       </w:pPr>
       <w:r>
-        <w:t>[ترويسة / كليشة وزارة العدل — معلومات رسمية متكررة] ===</w:t>
+        <w:t>[ترويسة / كليشة رسمية — معلومات متكررة] ===</w:t>
         <w:br/>
         <w:t>المحكمة التجارية بجدة رقم الصفحة ‎١ ١‏ ا و</w:t>
       </w:r>
@@ -469,7 +469,7 @@
         <w:bidi/>
       </w:pPr>
       <w:r>
-        <w:t>[نص الضبط / الحكم — المتن الفعلي] ===</w:t>
+        <w:t>[المتن الفعلي: الوقائع / الأسباب / المنطوق] ===</w:t>
         <w:br/>
         <w:t>الدائرة الاولى رقم القضية: 247814117 رقمالجلسة: ‎١0‏ سانت لس</w:t>
         <w:br/>
@@ -515,7 +515,7 @@
         <w:bidi/>
       </w:pPr>
       <w:r>
-        <w:t>[نص الضبط / الحكم — المتن الفعلي] ===</w:t>
+        <w:t>[المتن الفعلي: الوقائع / الأسباب / المنطوق] ===</w:t>
         <w:br/>
         <w:t>اسامة احمد عباس زيني هدعي لتوقيع</w:t>
         <w:br/>
@@ -545,7 +545,7 @@
         <w:bidi/>
       </w:pPr>
       <w:r>
-        <w:t>[نص الضبط / الحكم — المتن الفعلي] ===</w:t>
+        <w:t>[المتن الفعلي: الوقائع / الأسباب / المنطوق] ===</w:t>
         <w:br/>
         <w:t>عيش يريطملا دعس نب حبار نب يكرت</w:t>
         <w:br/>

--- a/zaini_case_audit_output/outputs/word/documents/103_ضبط جلسة رقم 28 يوم 19-10-1444 هـ للقضية رقم 42824717.docx
+++ b/zaini_case_audit_output/outputs/word/documents/103_ضبط جلسة رقم 28 يوم 19-10-1444 هـ للقضية رقم 42824717.docx
@@ -166,52 +166,12 @@
         <w:t>عزام فيصل ابراهيم خوج الهوية الوطنية كل سعودي محامى</w:t>
         <w:br/>
         <w:t>محمد فواز بن منير الثعلي الهوية الوطنية ‎١.11.1‏ سعودي محامى</w:t>
-      </w:r>
-    </w:p>
-    <w:p>
-      <w:pPr>
-        <w:pStyle w:val="Heading2"/>
-        <w:jc w:val="right"/>
-        <w:bidi/>
-      </w:pPr>
-      <w:r>
-        <w:t>[المتن الفعلي: الوقائع / الأسباب / المنطوق] ===</w:t>
         <w:br/>
-        <w:t>ىماحم يدوعس لقتل كح ةينظولا ةيوهلا يباله نب ملاس هللادبع عياش</w:t>
-      </w:r>
-    </w:p>
-    <w:p>
-      <w:pPr>
-        <w:pStyle w:val="Heading2"/>
-        <w:jc w:val="right"/>
-        <w:bidi/>
-      </w:pPr>
-      <w:r>
-        <w:t>[بيانات الأطراف: المدعي / المدعى عليه / الحاضرون] ===</w:t>
+        <w:t>شايع عبدالله سالم بن هلابي الهوية الوظنية حك لتقل سعودي محامى</w:t>
         <w:br/>
         <w:t>عمر سعود بن سعد المطيري الهوية الوطنية ل سعودي وكيل</w:t>
-      </w:r>
-    </w:p>
-    <w:p>
-      <w:pPr>
-        <w:pStyle w:val="Heading2"/>
-        <w:jc w:val="right"/>
-        <w:bidi/>
-      </w:pPr>
-      <w:r>
-        <w:t>[المتن الفعلي: الوقائع / الأسباب / المنطوق] ===</w:t>
         <w:br/>
-        <w:t>ىماحم يدوعس ‏١.45.‎ ةةرلدك ةينطولا ةيوهلا يمايلا حلاص بلاط يلع</w:t>
-      </w:r>
-    </w:p>
-    <w:p>
-      <w:pPr>
-        <w:pStyle w:val="Heading2"/>
-        <w:jc w:val="right"/>
-        <w:bidi/>
-      </w:pPr>
-      <w:r>
-        <w:t>[بيانات الأطراف: المدعي / المدعى عليه / الحاضرون] ===</w:t>
+        <w:t>علي طالب صالح اليامي الهوية الوطنية كدلرةة ‎١.45.‏ سعودي محامى</w:t>
         <w:br/>
         <w:t>علي بن مشرف بن مفرح بن راشد الهوية الوطنية لاا ‎١.5275.‏ سعودي محامى</w:t>
         <w:br/>
@@ -269,7 +229,7 @@
       <w:r>
         <w:t>[المتن الفعلي: الوقائع / الأسباب / المنطوق] ===</w:t>
         <w:br/>
-        <w:t>لا سي</w:t>
+        <w:t>يس ال</w:t>
         <w:br/>
         <w:t>ارلا</w:t>
       </w:r>
@@ -475,25 +435,85 @@
         <w:br/>
         <w:t>"|" تراه اي اا ل ل ل ل ل ل سس بجيجيييييييييب</w:t>
         <w:br/>
-        <w:t>1 7 مسإلا</w:t>
+        <w:t>الإسم 7 1</w:t>
+      </w:r>
+    </w:p>
+    <w:p>
+      <w:pPr>
+        <w:pStyle w:val="Heading2"/>
+        <w:jc w:val="right"/>
+        <w:bidi/>
+      </w:pPr>
+      <w:r>
+        <w:t>[بيانات الأطراف: المدعي / المدعى عليه / الحاضرون] ===</w:t>
         <w:br/>
-        <w:t>يقوتلا دملا ةفصلا</w:t>
+        <w:t>الصفة المد التوقي</w:t>
+      </w:r>
+    </w:p>
+    <w:p>
+      <w:pPr>
+        <w:pStyle w:val="Heading2"/>
+        <w:jc w:val="right"/>
+        <w:bidi/>
+      </w:pPr>
+      <w:r>
+        <w:t>[المتن الفعلي: الوقائع / الأسباب / المنطوق] ===</w:t>
         <w:br/>
         <w:t>عدنان احمد عباس زيني ي التوقيع</w:t>
         <w:br/>
-        <w:t>1 7 مسإلا</w:t>
+        <w:t>الإسم 7 1</w:t>
+      </w:r>
+    </w:p>
+    <w:p>
+      <w:pPr>
+        <w:pStyle w:val="Heading2"/>
+        <w:jc w:val="right"/>
+        <w:bidi/>
+      </w:pPr>
+      <w:r>
+        <w:t>[بيانات الأطراف: المدعي / المدعى عليه / الحاضرون] ===</w:t>
         <w:br/>
-        <w:t>يقوتلا احم ةفصلا</w:t>
+        <w:t>الصفة محا التوقي</w:t>
+      </w:r>
+    </w:p>
+    <w:p>
+      <w:pPr>
+        <w:pStyle w:val="Heading2"/>
+        <w:jc w:val="right"/>
+        <w:bidi/>
+      </w:pPr>
+      <w:r>
+        <w:t>[المتن الفعلي: الوقائع / الأسباب / المنطوق] ===</w:t>
         <w:br/>
-        <w:t>عيقوتل و ىثراحلا عيار نب فلخ قراط</w:t>
+        <w:t>طارق خلف بن رايع الحارثى و لتوقيع</w:t>
         <w:br/>
-        <w:t>1 7 مسإلا</w:t>
+        <w:t>الإسم 7 1</w:t>
+      </w:r>
+    </w:p>
+    <w:p>
+      <w:pPr>
+        <w:pStyle w:val="Heading2"/>
+        <w:jc w:val="right"/>
+        <w:bidi/>
+      </w:pPr>
+      <w:r>
+        <w:t>[بيانات الأطراف: المدعي / المدعى عليه / الحاضرون] ===</w:t>
         <w:br/>
-        <w:t>يقوتلا اجم ةفصلا</w:t>
+        <w:t>الصفة مجا التوقي</w:t>
+      </w:r>
+    </w:p>
+    <w:p>
+      <w:pPr>
+        <w:pStyle w:val="Heading2"/>
+        <w:jc w:val="right"/>
+        <w:bidi/>
+      </w:pPr>
+      <w:r>
+        <w:t>[المتن الفعلي: الوقائع / الأسباب / المنطوق] ===</w:t>
         <w:br/>
         <w:t>سلطان ماجد ناصر القحطاني لمكا لتوقيع</w:t>
         <w:br/>
-        <w:t>1 7 مسإلا</w:t>
+        <w:t>الإسم 7 1</w:t>
       </w:r>
     </w:p>
     <w:p>
@@ -518,12 +538,32 @@
         <w:t>[المتن الفعلي: الوقائع / الأسباب / المنطوق] ===</w:t>
         <w:br/>
         <w:t>اسامة احمد عباس زيني هدعي لتوقيع</w:t>
+      </w:r>
+    </w:p>
+    <w:p>
+      <w:pPr>
+        <w:pStyle w:val="Heading2"/>
+        <w:jc w:val="right"/>
+        <w:bidi/>
+      </w:pPr>
+      <w:r>
+        <w:t>[بيانات الأطراف: المدعي / المدعى عليه / الحاضرون] ===</w:t>
         <w:br/>
-        <w:t>عيقوتلا 2003 ةفصلا مسإلا</w:t>
+        <w:t>الإسم الصفة 2003 التوقيع</w:t>
+      </w:r>
+    </w:p>
+    <w:p>
+      <w:pPr>
+        <w:pStyle w:val="Heading2"/>
+        <w:jc w:val="right"/>
+        <w:bidi/>
+      </w:pPr>
+      <w:r>
+        <w:t>[المتن الفعلي: الوقائع / الأسباب / المنطوق] ===</w:t>
         <w:br/>
-        <w:t>يريطملا دعس نب دوعس رمع</w:t>
+        <w:t>عمر سعود بن سعد المطيري</w:t>
         <w:br/>
-        <w:t>1 7 مسإلا</w:t>
+        <w:t>الإسم 7 1</w:t>
       </w:r>
     </w:p>
     <w:p>
@@ -547,11 +587,21 @@
       <w:r>
         <w:t>[المتن الفعلي: الوقائع / الأسباب / المنطوق] ===</w:t>
         <w:br/>
-        <w:t>عيش يريطملا دعس نب حبار نب يكرت</w:t>
+        <w:t>تركي بن رابح بن سعد المطيري شيع</w:t>
         <w:br/>
         <w:t>لس ا بإقوقيع أعضاء الدائرة ‏ 7 عق بح</w:t>
+      </w:r>
+    </w:p>
+    <w:p>
+      <w:pPr>
+        <w:pStyle w:val="Heading2"/>
+        <w:jc w:val="right"/>
+        <w:bidi/>
+      </w:pPr>
+      <w:r>
+        <w:t>[المُرسَل إليه / المخاطَب والتحية] ===</w:t>
         <w:br/>
-        <w:t>اا ةيئاضقلا ةرئادلا سيئر يرزيوملا مينغ يذاهلادبع نيسح</w:t>
+        <w:t>حسين عبدالهاذي غنيم المويزري رئيس الدائرة القضائية اا</w:t>
       </w:r>
     </w:p>
     <w:sectPr>

--- a/zaini_case_audit_output/outputs/word/documents/103_ضبط جلسة رقم 28 يوم 19-10-1444 هـ للقضية رقم 42824717.docx
+++ b/zaini_case_audit_output/outputs/word/documents/103_ضبط جلسة رقم 28 يوم 19-10-1444 هـ للقضية رقم 42824717.docx
@@ -51,20 +51,6 @@
           <w:i/>
         </w:rPr>
         <w:t>[مخرج آلي / Script Output - سماوي]  [مخرج آلي يحتاج مراجعة بشرية - وردي]</w:t>
-      </w:r>
-    </w:p>
-    <w:p>
-      <w:pPr>
-        <w:jc w:val="right"/>
-        <w:bidi/>
-      </w:pPr>
-      <w:r>
-        <w:rPr>
-          <w:b w:val="0"/>
-          <w:i/>
-          <w:color w:val="C00000"/>
-        </w:rPr>
-        <w:t>[نص ممسوح OCR صُحِّح ترتيبه آلياً — قد يحتوي أخطاء طفيفة]</w:t>
       </w:r>
     </w:p>
     <w:p/>
@@ -285,7 +271,7 @@
         <w:br/>
         <w:t>(مرفق صك الحكم) وفي فترة الشك والريبة وثناء نظر دعوى الولي المشار إلها اعلاه استغل المدعى عليه</w:t>
         <w:br/>
-        <w:t>ةكرش يف هصصح عيب يف هنع عيقوتلاب ماقو 20:دكاد هّللا همحري 00350 يلكوم ثروم نم هل ةحونمملا تالاكولا</w:t>
+        <w:t>الوكالات الممنوحة له من مورث موكلي 00350 يرحمه اللّه داكد20: وقام بالتوقيع عنه في بيع حصصه في شركة</w:t>
         <w:br/>
         <w:t>احمد زيني التجارية (ذات مسئولية محدودة) سجل تجاري رقم 4030196102 من مورث موكلي داكة20:</w:t>
         <w:br/>
